--- a/data/human_paras/human_para_49.docx
+++ b/data/human_paras/human_para_49.docx
@@ -4,7 +4,7 @@
   <w:body>
     <w:p>
       <w:r>
-        <w:t>In particular, every country puts its own legal and political constraints, based on the culture accepted in the country. Even if the company’s communication strategy will be altered later, it may require a complete rebranding of the product, to diminish the impacts of the first negative response due to the inappropriate message. Therefore, insufficient research on a foreign country’s cultural heritage may result in significant monetary loss.</w:t>
+        <w:t>The cultural aspect is also influenced by the economic situation in the country. Countries with a low level of income may find the product less relevant if the message is not articulated well and does not reflect the special needs of the community. In other words, the customer should have a motive to buy a product, “when the buyer is experiencing any one of nine basic purchase motivations or motives” (Ref-u282838). If the marketer does not know what cultural aspects influence the demand, it prevents successful communication with the customers.</w:t>
       </w:r>
     </w:p>
     <w:sectPr>
